--- a/4_parciales/2_parcial/parcial_2_5.docx
+++ b/4_parciales/2_parcial/parcial_2_5.docx
@@ -70,6 +70,7 @@
       </w:pPr>
       <w:r>
         <w:rPr>
+          <w:noProof/>
           <w:lang w:val="es-ES"/>
         </w:rPr>
         <w:drawing>
@@ -120,6 +121,62 @@
     <w:p>
       <w:pPr>
         <w:pStyle w:val="Prrafodelista"/>
+        <w:rPr>
+          <w:lang w:val="es-ES"/>
+        </w:rPr>
+      </w:pPr>
+      <w:r>
+        <w:rPr>
+          <w:lang w:val="es-ES"/>
+        </w:rPr>
+        <w:drawing>
+          <wp:inline distT="0" distB="0" distL="0" distR="0" wp14:anchorId="284471CF" wp14:editId="07061099">
+            <wp:extent cx="5612130" cy="3486150"/>
+            <wp:effectExtent l="0" t="0" r="7620" b="0"/>
+            <wp:docPr id="170754919" name="Imagen 1"/>
+            <wp:cNvGraphicFramePr>
+              <a:graphicFrameLocks xmlns:a="http://schemas.openxmlformats.org/drawingml/2006/main" noChangeAspect="1"/>
+            </wp:cNvGraphicFramePr>
+            <a:graphic xmlns:a="http://schemas.openxmlformats.org/drawingml/2006/main">
+              <a:graphicData uri="http://schemas.openxmlformats.org/drawingml/2006/picture">
+                <pic:pic xmlns:pic="http://schemas.openxmlformats.org/drawingml/2006/picture">
+                  <pic:nvPicPr>
+                    <pic:cNvPr id="170754919" name=""/>
+                    <pic:cNvPicPr/>
+                  </pic:nvPicPr>
+                  <pic:blipFill>
+                    <a:blip r:embed="rId6"/>
+                    <a:stretch>
+                      <a:fillRect/>
+                    </a:stretch>
+                  </pic:blipFill>
+                  <pic:spPr>
+                    <a:xfrm>
+                      <a:off x="0" y="0"/>
+                      <a:ext cx="5612130" cy="3486150"/>
+                    </a:xfrm>
+                    <a:prstGeom prst="rect">
+                      <a:avLst/>
+                    </a:prstGeom>
+                  </pic:spPr>
+                </pic:pic>
+              </a:graphicData>
+            </a:graphic>
+          </wp:inline>
+        </w:drawing>
+      </w:r>
+    </w:p>
+    <w:p>
+      <w:pPr>
+        <w:pStyle w:val="Prrafodelista"/>
+        <w:rPr>
+          <w:lang w:val="es-ES"/>
+        </w:rPr>
+      </w:pPr>
+    </w:p>
+    <w:p>
+      <w:pPr>
+        <w:pStyle w:val="Prrafodelista"/>
         <w:numPr>
           <w:ilvl w:val="0"/>
           <w:numId w:val="1"/>
@@ -152,6 +209,7 @@
       </w:pPr>
       <w:r>
         <w:rPr>
+          <w:noProof/>
           <w:lang w:val="es-ES"/>
         </w:rPr>
         <w:drawing>
@@ -170,7 +228,7 @@
                     <pic:cNvPicPr/>
                   </pic:nvPicPr>
                   <pic:blipFill>
-                    <a:blip r:embed="rId6"/>
+                    <a:blip r:embed="rId7"/>
                     <a:stretch>
                       <a:fillRect/>
                     </a:stretch>
@@ -200,6 +258,7 @@
       </w:pPr>
       <w:r>
         <w:rPr>
+          <w:noProof/>
           <w:lang w:val="es-ES"/>
         </w:rPr>
         <w:drawing>
@@ -218,7 +277,7 @@
                     <pic:cNvPicPr/>
                   </pic:nvPicPr>
                   <pic:blipFill>
-                    <a:blip r:embed="rId7"/>
+                    <a:blip r:embed="rId8"/>
                     <a:stretch>
                       <a:fillRect/>
                     </a:stretch>
@@ -282,6 +341,7 @@
       </w:pPr>
       <w:r>
         <w:rPr>
+          <w:noProof/>
           <w:lang w:val="es-ES"/>
         </w:rPr>
         <w:drawing>
@@ -300,7 +360,7 @@
                     <pic:cNvPicPr/>
                   </pic:nvPicPr>
                   <pic:blipFill>
-                    <a:blip r:embed="rId8"/>
+                    <a:blip r:embed="rId9"/>
                     <a:stretch>
                       <a:fillRect/>
                     </a:stretch>
@@ -338,6 +398,7 @@
       </w:pPr>
       <w:r>
         <w:rPr>
+          <w:noProof/>
           <w:lang w:val="es-ES"/>
         </w:rPr>
         <w:drawing>
@@ -356,7 +417,7 @@
                     <pic:cNvPicPr/>
                   </pic:nvPicPr>
                   <pic:blipFill>
-                    <a:blip r:embed="rId9"/>
+                    <a:blip r:embed="rId10"/>
                     <a:stretch>
                       <a:fillRect/>
                     </a:stretch>
@@ -386,6 +447,7 @@
       </w:pPr>
       <w:r>
         <w:rPr>
+          <w:noProof/>
           <w:lang w:val="es-ES"/>
         </w:rPr>
         <w:drawing>
@@ -404,7 +466,7 @@
                     <pic:cNvPicPr/>
                   </pic:nvPicPr>
                   <pic:blipFill>
-                    <a:blip r:embed="rId10"/>
+                    <a:blip r:embed="rId11"/>
                     <a:stretch>
                       <a:fillRect/>
                     </a:stretch>
@@ -466,9 +528,9 @@
       </w:pPr>
       <w:r>
         <w:rPr>
-          <w:lang w:val="es-ES"/>
-        </w:rPr>
-        <w:lastRenderedPageBreak/>
+          <w:noProof/>
+          <w:lang w:val="es-ES"/>
+        </w:rPr>
         <w:drawing>
           <wp:inline distT="0" distB="0" distL="0" distR="0" wp14:anchorId="4279D8A0" wp14:editId="3AFD6259">
             <wp:extent cx="5612130" cy="415925"/>
@@ -485,7 +547,7 @@
                     <pic:cNvPicPr/>
                   </pic:nvPicPr>
                   <pic:blipFill>
-                    <a:blip r:embed="rId11"/>
+                    <a:blip r:embed="rId12"/>
                     <a:stretch>
                       <a:fillRect/>
                     </a:stretch>
@@ -523,6 +585,7 @@
       </w:pPr>
       <w:r>
         <w:rPr>
+          <w:noProof/>
           <w:lang w:val="es-ES"/>
         </w:rPr>
         <w:drawing>
@@ -541,7 +604,7 @@
                     <pic:cNvPicPr/>
                   </pic:nvPicPr>
                   <pic:blipFill>
-                    <a:blip r:embed="rId12"/>
+                    <a:blip r:embed="rId13"/>
                     <a:stretch>
                       <a:fillRect/>
                     </a:stretch>
@@ -605,6 +668,7 @@
       </w:pPr>
       <w:r>
         <w:rPr>
+          <w:noProof/>
           <w:lang w:val="es-ES"/>
         </w:rPr>
         <w:drawing>
@@ -623,7 +687,7 @@
                     <pic:cNvPicPr/>
                   </pic:nvPicPr>
                   <pic:blipFill>
-                    <a:blip r:embed="rId13"/>
+                    <a:blip r:embed="rId14"/>
                     <a:stretch>
                       <a:fillRect/>
                     </a:stretch>
@@ -653,6 +717,7 @@
       </w:pPr>
       <w:r>
         <w:rPr>
+          <w:noProof/>
           <w:lang w:val="es-ES"/>
         </w:rPr>
         <w:drawing>
@@ -671,7 +736,7 @@
                     <pic:cNvPicPr/>
                   </pic:nvPicPr>
                   <pic:blipFill>
-                    <a:blip r:embed="rId14"/>
+                    <a:blip r:embed="rId15"/>
                     <a:stretch>
                       <a:fillRect/>
                     </a:stretch>
@@ -736,6 +801,7 @@
       </w:pPr>
       <w:r>
         <w:rPr>
+          <w:noProof/>
           <w:lang w:val="es-ES"/>
         </w:rPr>
         <w:drawing>
@@ -754,7 +820,7 @@
                     <pic:cNvPicPr/>
                   </pic:nvPicPr>
                   <pic:blipFill>
-                    <a:blip r:embed="rId15"/>
+                    <a:blip r:embed="rId16"/>
                     <a:stretch>
                       <a:fillRect/>
                     </a:stretch>
@@ -801,6 +867,7 @@
       </w:pPr>
       <w:r>
         <w:rPr>
+          <w:noProof/>
           <w:lang w:val="es-ES"/>
         </w:rPr>
         <w:drawing>
@@ -819,7 +886,7 @@
                     <pic:cNvPicPr/>
                   </pic:nvPicPr>
                   <pic:blipFill>
-                    <a:blip r:embed="rId16"/>
+                    <a:blip r:embed="rId17"/>
                     <a:stretch>
                       <a:fillRect/>
                     </a:stretch>
@@ -883,6 +950,7 @@
       </w:pPr>
       <w:r>
         <w:rPr>
+          <w:noProof/>
           <w:lang w:val="es-ES"/>
         </w:rPr>
         <w:drawing>
@@ -901,7 +969,7 @@
                     <pic:cNvPicPr/>
                   </pic:nvPicPr>
                   <pic:blipFill>
-                    <a:blip r:embed="rId17"/>
+                    <a:blip r:embed="rId18"/>
                     <a:stretch>
                       <a:fillRect/>
                     </a:stretch>
@@ -929,6 +997,7 @@
       </w:r>
       <w:r>
         <w:rPr>
+          <w:noProof/>
           <w:lang w:val="es-ES"/>
         </w:rPr>
         <w:drawing>
@@ -947,7 +1016,7 @@
                     <pic:cNvPicPr/>
                   </pic:nvPicPr>
                   <pic:blipFill>
-                    <a:blip r:embed="rId18"/>
+                    <a:blip r:embed="rId19"/>
                     <a:stretch>
                       <a:fillRect/>
                     </a:stretch>
@@ -978,11 +1047,117 @@
     </w:p>
     <w:p>
       <w:pPr>
+        <w:pStyle w:val="Prrafodelista"/>
+        <w:rPr>
+          <w:lang w:val="es-ES"/>
+        </w:rPr>
+      </w:pPr>
+    </w:p>
+    <w:p>
+      <w:pPr>
+        <w:pStyle w:val="Prrafodelista"/>
+        <w:rPr>
+          <w:lang w:val="es-ES"/>
+        </w:rPr>
+      </w:pPr>
+    </w:p>
+    <w:p>
+      <w:pPr>
+        <w:pStyle w:val="Prrafodelista"/>
+        <w:rPr>
+          <w:lang w:val="es-ES"/>
+        </w:rPr>
+      </w:pPr>
+    </w:p>
+    <w:p>
+      <w:pPr>
+        <w:pStyle w:val="Prrafodelista"/>
+        <w:rPr>
+          <w:lang w:val="es-ES"/>
+        </w:rPr>
+      </w:pPr>
+    </w:p>
+    <w:p>
+      <w:pPr>
+        <w:pStyle w:val="Prrafodelista"/>
+        <w:rPr>
+          <w:lang w:val="es-ES"/>
+        </w:rPr>
+      </w:pPr>
+    </w:p>
+    <w:p>
+      <w:pPr>
+        <w:pStyle w:val="Prrafodelista"/>
+        <w:rPr>
+          <w:lang w:val="es-ES"/>
+        </w:rPr>
+      </w:pPr>
+    </w:p>
+    <w:p>
+      <w:pPr>
+        <w:pStyle w:val="Prrafodelista"/>
+        <w:rPr>
+          <w:lang w:val="es-ES"/>
+        </w:rPr>
+      </w:pPr>
+    </w:p>
+    <w:p>
+      <w:pPr>
+        <w:pStyle w:val="Prrafodelista"/>
+        <w:rPr>
+          <w:lang w:val="es-ES"/>
+        </w:rPr>
+      </w:pPr>
+    </w:p>
+    <w:p>
+      <w:pPr>
         <w:rPr>
           <w:u w:val="single"/>
           <w:lang w:val="es-ES"/>
         </w:rPr>
       </w:pPr>
+      <w:r>
+        <w:rPr>
+          <w:u w:val="single"/>
+          <w:lang w:val="es-ES"/>
+        </w:rPr>
+        <w:lastRenderedPageBreak/>
+        <w:drawing>
+          <wp:inline distT="0" distB="0" distL="0" distR="0" wp14:anchorId="1E84260B" wp14:editId="0922EEF9">
+            <wp:extent cx="5612130" cy="3486150"/>
+            <wp:effectExtent l="0" t="0" r="7620" b="0"/>
+            <wp:docPr id="1546272321" name="Imagen 1"/>
+            <wp:cNvGraphicFramePr>
+              <a:graphicFrameLocks xmlns:a="http://schemas.openxmlformats.org/drawingml/2006/main" noChangeAspect="1"/>
+            </wp:cNvGraphicFramePr>
+            <a:graphic xmlns:a="http://schemas.openxmlformats.org/drawingml/2006/main">
+              <a:graphicData uri="http://schemas.openxmlformats.org/drawingml/2006/picture">
+                <pic:pic xmlns:pic="http://schemas.openxmlformats.org/drawingml/2006/picture">
+                  <pic:nvPicPr>
+                    <pic:cNvPr id="1546272321" name=""/>
+                    <pic:cNvPicPr/>
+                  </pic:nvPicPr>
+                  <pic:blipFill>
+                    <a:blip r:embed="rId6"/>
+                    <a:stretch>
+                      <a:fillRect/>
+                    </a:stretch>
+                  </pic:blipFill>
+                  <pic:spPr>
+                    <a:xfrm>
+                      <a:off x="0" y="0"/>
+                      <a:ext cx="5612130" cy="3486150"/>
+                    </a:xfrm>
+                    <a:prstGeom prst="rect">
+                      <a:avLst/>
+                    </a:prstGeom>
+                  </pic:spPr>
+                </pic:pic>
+              </a:graphicData>
+            </a:graphic>
+          </wp:inline>
+        </w:drawing>
+      </w:r>
     </w:p>
     <w:sectPr>
       <w:pgSz w:w="12240" w:h="15840"/>
